--- a/docs/Текст_выступления_ШколаПоАдресу.docx
+++ b/docs/Текст_выступления_ШколаПоАдресу.docx
@@ -214,7 +214,7 @@
         <w:spacing w:after="160"/>
       </w:pPr>
       <w:r>
-        <w:t>На этом слайде — требования к системе. Из бизнес-требований бизнес-аналитика я вывела одиннадцать функциональных требований с приоритетами по MoSCoW и трассировкой к соответствующим бизнес-требованиям. FR-01 описывает поиск школы по адресу, FR-02 — автодополнение DaData, FR-03 — FR-07 относятся к загрузке, парсингу и сохранению постановления, а FR-08 — FR-11 — к административной панели и валидатору правил. Шесть нефункциональных требований измеримы. NF-01 — отклик поиска не более одной секунды; NF-02 и NF-03 — устойчивость к недоступности DaData, GigaChat и ocr.space; NF-04 — толерантность к падежам и букве «ё»; NF-05 — журналирование действий администратора; NF-06 — простой стек на бесплатных компонентах. Все требования приняты автотестами и ручным регрессом на реальных постановлениях.</w:t>
+        <w:t>На этом слайде — каталог требований к системе, и я специально развела его на два блока. Слева — одиннадцать функциональных требований с приоритетами по MoSCoW и трассировкой к бизнес-требованиям. Группа F-01 — F-03 отвечает за приём документа в форматах .doc, .docx и .pdf, извлечение текста с OCR при необходимости и автоматическое определение структуры табличной части. F-04 — F-07 — это извлечение метаданных постановления, перечня школ с правилами «улица — дома», нормализация правил и сохранение их в реляционную базу. F-08 и F-09 закрывают пользовательский сценарий: поиск школы по адресу с автодополнением и ответ с названием школы, её адресом и текстом правила-основания. F-10 и F-11 — административная панель и автоматическое выявление пересечений правил между школами. Справа — шесть нефункциональных требований, каждое с измеримым критерием приёмки: NF-01 — отклик поиска не более одной секунды при тысяче правил; NF-02 и NF-03 — устойчивость к недоступности DaData и GigaChat; NF-04 — открытый бесплатный стек; NF-05 — модульная структура по доменам; NF-06 — покрытие ключевой логики автотестами. Все требования приняты автотестами и ручным регрессом на четырёх реальных постановлениях.</w:t>
       </w:r>
     </w:p>
     <w:p>
@@ -299,7 +299,7 @@
         <w:spacing w:after="160"/>
       </w:pPr>
       <w:r>
-        <w:t>Я отвечал за интеллектуальные компоненты системы. На старте проекта мы сравнили несколько больших языковых моделей по критериям, важным для учебного проекта с русскоязычными юридическими текстами: официальная доступность из России, бесплатный лимит, качество на русскоязычной юриспруденции. По совокупности факторов выбран GigaChat. Промпт спроектирован так, чтобы модель возвращала строго JSON-объект фиксированной схемы: на верхнем уровне — метаданные постановления, ниже — массив школ, у каждой школы массив правил с полями locality, street, house_rule_raw, house_rule_type, parity, range и exact_list. Допустимые значения перечислены прямо в промпте, что упрощает последующую валидацию через Pydantic v2. Поле house_rule_raw сохраняется всегда — это сознательное проектное решение: если модель ошиблась с типом или диапазоном, оператор увидит оригинальную формулировку и сможет вручную поправить распознанное правило в админ-панели. На практике один компактный запрос на школу или чанк работает значительно надёжнее, чем один гигантский запрос по всему документу.</w:t>
+        <w:t>Я отвечал за интеллектуальные компоненты системы и начну с главного вопроса — зачем здесь вообще языковая модель. Постановления приходят в трёх разных форматах. Постановления Перми — это аккуратная многоколоночная таблица «номер — школа — улица — дома», и мы разбираем её чисто структурно, без всякой модели: детерминированно, бесплатно и мгновенно. А вот Балашиха, где территория школы записана свободным текстом во второй колонке, и Берёзники, где это вообще сплошной нумерованный текст без таблиц, структурным парсером не формализуются. Юридический текст полон падежей, алиасов улиц, исключений вида «все дома, кроме таких-то» и нескольких разных способов записать номера домов — жёсткий парсер пришлось бы бесконечно дописывать под каждый новый документ. Это классическая задача извлечения структуры из неструктурированного текста, и именно здесь языковая модель сильна — она устойчива к вариативности формулировок без жёстких правил. Отсюда наш принцип: сначала структурный анализ, и только если документ так не разобрать — отдаём его модели. Что именно делает модель: на вход она получает фрагмент текста по одной школе, на выход — строго JSON фиксированной схемы: метаданные постановления, массив школ, и у каждой школы массив правил с полями locality, street, house_rule_raw, house_rule_type, parity, range и exact_list. То есть модель превращает свободный текст в проверяемые правила «улица — дома — школа».</w:t>
       </w:r>
     </w:p>
     <w:p>
@@ -316,7 +316,7 @@
         <w:spacing w:after="160"/>
       </w:pPr>
       <w:r>
-        <w:t>Здесь — устойчивость к ошибкам. Модуль splitter.py режет длинный текст постановления по нумерованным заголовкам пунктов вида «1.», «4.1.» — это естественные границы школ в документе. Если регулярка не нашла структуры нумерации, срабатывает запасная стратегия — резка на блоки фиксированного размера по четыре тысячи символов. Перед разбором ответа модели выполняется очистка: срезаются обрамляющие маркеры блока кода, удаляются лишние запятые перед скобками — это типичные особенности ответов LLM, которые иначе ломают json.loads. Если при разборе всё-таки случается ошибка, мы возвращаем фрагмент ответа примерно ±триста символов вокруг позиции ошибки — это сильно облегчает диагностику. Ключевое архитектурное решение — ошибка в одном чанке не валит обработку всего документа: успешно разобранные школы сохраняются, а проблемные фрагменты остаются видны оператору для ручной правки. Это «мягкая деградация» на уровне ИИ-компонента.</w:t>
+        <w:t>Теперь — как этот разбор устроен и почему он надёжен. Модель мы выбрали по сравнению нескольких вариантов под русскоязычные юридические тексты: решающими стали официальная доступность GigaChat из России, бесплатный лимит и качество на русскоязычной юриспруденции. Промпт спроектирован так, чтобы модель возвращала строго JSON фиксированной схемы без пояснений. Перед запросом длинный текст режется по школам в модуле splitter.py — по нумерованным заголовкам пунктов вида «1.», «4.1.»; если структуры нумерации нет, срабатывает запасная резка на блоки по четыре тысячи символов. Один компактный запрос на школу работает надёжнее и дешевле, чем один гигантский по всему документу. Ответ модели проходит очистку clean_json_text — срезаются маркеры блока кода и лишние запятые, которые иначе ломают json.loads, — а затем валидируется через Pydantic v2, так что недопустимые значения отсекаются прямо на границе с базой. Дальше — три решения, которые делают компонент устойчивым. Первое: поле house_rule_raw сохраняется всегда, поэтому оператор может сверить распознанное правило с оригиналом. Второе: мягкая деградация — ошибка в одном чанке не валит весь документ, успешно разобранные школы сохраняются через merge_parsed_results, а проблемные фрагменты остаются видны оператору. И третье: автоматический разбор не пишется в базу напрямую — он проходит через эндпоинт parse-with-ai и обязательную проверку оператором перед сохранением.</w:t>
       </w:r>
     </w:p>
     <w:p>

--- a/docs/Текст_выступления_ШколаПоАдресу.docx
+++ b/docs/Текст_выступления_ШколаПоАдресу.docx
@@ -129,7 +129,7 @@
         <w:spacing w:after="160"/>
       </w:pPr>
       <w:r>
-        <w:t>Кратко о том, как мы управляли проектом. Декомпозиция работ выполнена методом WBS на шесть этапов; календарный план построен в виде диаграммы Ганта с параллельной реализацией ИИ-компонентов и серверной части. Ответственность распределена по RACI-матрице, где единственное «A» по продукту в целом — у руководителя проекта, а по отдельным артефактам — у соответствующих ролей. Реестр содержал десять рисков с оценкой вероятности, влияния и стратегией реагирования. Definition of Done был отдельно сформулирован для разработки, аналитики и тестирования. Среди ключевых результатов команды: реализованы все одиннадцать функциональных и шесть нефункциональных требований; покрыты три муниципалитета и три формата постановлений; работают две структурные стратегии разбора плюс LLM-fallback; в базу загружено около семисот правил, и восемь из десяти найденных дефектов устранены до защиты. Трудозатраты превысили план примерно на пятнадцать процентов — мы это честно отразили в ретроспективе и учтём в следующих проектах.</w:t>
+        <w:t>Кратко о том, как мы управляли проектом. Декомпозиция работ выполнена методом WBS на шесть этапов; календарный план построен в виде диаграммы Ганта с параллельной реализацией ИИ-компонентов и серверной части. Ответственность распределена по RACI-матрице, где единственное «A» по продукту в целом — у руководителя проекта, а по отдельным артефактам — у соответствующих ролей. Реестр содержал десять рисков с оценкой вероятности, влияния и стратегией реагирования. Критерий готовности задачи был отдельно сформулирован для разработки, аналитики и тестирования. Среди ключевых результатов команды: реализованы все одиннадцать функциональных и шесть нефункциональных требований; покрыты три муниципалитета и три формата постановлений; работают две структурные стратегии разбора плюс резервный разбор через LLM; в базу загружено около семисот правил, и восемь из десяти найденных дефектов устранены до защиты. Трудозатраты превысили план примерно на пятнадцать процентов — мы это честно отразили в ретроспективе и учтём в следующих проектах.</w:t>
       </w:r>
     </w:p>
     <w:p>
@@ -248,7 +248,7 @@
         <w:spacing w:after="160"/>
       </w:pPr>
       <w:r>
-        <w:t>Я как разработчик сервиса отвечал за серверную часть приложения и интеграции. На слайде — стек технологий. Базовый язык — Python 3.11, веб-фреймворк FastAPI с серверным рендерингом через Jinja2: всё это даёт быстрый монолитный сервис без лишних слоёв. ORM и хранилище — SQLAlchemy 2.x и SQLite. Адресный сервис — DaData: подсказки на главной странице и нормализация полного адреса при поиске. LLM-провайдер — GigaChat. Для разбора PDF используется pdfplumber, а в качестве запасного — PyMuPDF; DOCX читается через python-docx, а .doc предварительно конвертируется LibreOffice headless или macOS-утилитой textutil. Для скан-PDF без текстового слоя — OCR через ocr.space. Ответы LLM валидируются Pydantic v2 с автоматической коэрсией типов. Архитектурно каждая доменная подсистема изолирована в отдельный пакет: parser, search, address, dadata, ai, ocr, validation — это позволило нам работать параллельно без конфликтов.</w:t>
+        <w:t>Я как разработчик сервиса отвечал за серверную часть приложения и интеграции. На слайде — стек технологий. Базовый язык — Python 3.11, веб-фреймворк FastAPI с серверной генерацией страниц через Jinja2: всё это даёт быстрый монолитный сервис без лишних слоёв. ORM и хранилище — SQLAlchemy 2.x и SQLite. Адресный сервис — DaData: подсказки на главной странице и нормализация полного адреса при поиске. LLM-провайдер — GigaChat. Для разбора PDF используется pdfplumber, а в качестве запасного — PyMuPDF; DOCX читается через python-docx, а .doc предварительно конвертируется через LibreOffice в фоновом режиме или macOS-утилитой textutil. Для скан-PDF без текстового слоя — OCR через ocr.space. Ответы LLM валидируются Pydantic v2 с автоматическим приведением типов. Архитектурно каждая доменная подсистема изолирована в отдельный пакет: parser, search, address, dadata, ai, ocr, validation — это позволило нам работать параллельно без конфликтов.</w:t>
       </w:r>
     </w:p>
     <w:p>
@@ -282,7 +282,7 @@
         <w:spacing w:after="160"/>
       </w:pPr>
       <w:r>
-        <w:t>Теперь о поиске школы по адресу. На главной странице пользователь вводит адрес — подсказки появляются через DaData с дебаунсом триста миллисекунд. Полный адрес нормализуется через DaData clean; если DaData недоступна, переключаемся на локальный регексповый парсер — приложение продолжает работать. Дальше для каждого правила в базе выполняются три проверки: совпадение нормализованной улицы (с снятием префиксов «ул.», «пр-кт» и так далее), толерантный матч локалити и проверка попадания дома под правило с учётом чётности, диапазона и исключений. Толерантный матч локалити — наша авторская техника: она сопоставляет «Пермь» и «Перми», «Берёзники» и «Березников», «Балашиха» и «Балашихи», то есть учитывает падежные окончания и букву «ё», по которым стандартная нормализация DaData часто ошибается. На наших семистах правилах это укладывается в требование «отклик не более одной секунды».</w:t>
+        <w:t>Теперь о поиске школы по адресу. На главной странице пользователь вводит адрес — подсказки появляются через DaData с задержкой в триста миллисекунд. Полный адрес нормализуется через DaData clean; если DaData недоступна, переключаемся на локальный регексповый парсер — приложение продолжает работать. Дальше для каждого правила в базе выполняются три проверки: совпадение нормализованной улицы (с снятием префиксов «ул.», «пр-кт» и так далее), толерантный матч локалити и проверка попадания дома под правило с учётом чётности, диапазона и исключений. Толерантный матч локалити — наша авторская техника: она сопоставляет «Пермь» и «Перми», «Берёзники» и «Березников», «Балашиха» и «Балашихи», то есть учитывает падежные окончания и букву «ё», по которым стандартная нормализация DaData часто ошибается. На наших семистах правилах это укладывается в требование «отклик не более одной секунды».</w:t>
       </w:r>
     </w:p>
     <w:p>
@@ -299,7 +299,7 @@
         <w:spacing w:after="160"/>
       </w:pPr>
       <w:r>
-        <w:t>Я отвечал за интеллектуальные компоненты системы и начну с главного вопроса — зачем здесь вообще языковая модель. Постановления приходят в трёх разных форматах. Постановления Перми — это аккуратная многоколоночная таблица «номер — школа — улица — дома», и мы разбираем её чисто структурно, без всякой модели: детерминированно, бесплатно и мгновенно. А вот Балашиха, где территория школы записана свободным текстом во второй колонке, и Берёзники, где это вообще сплошной нумерованный текст без таблиц, структурным парсером не формализуются. Юридический текст полон падежей, алиасов улиц, исключений вида «все дома, кроме таких-то» и нескольких разных способов записать номера домов — жёсткий парсер пришлось бы бесконечно дописывать под каждый новый документ. Это классическая задача извлечения структуры из неструктурированного текста, и именно здесь языковая модель сильна — она устойчива к вариативности формулировок без жёстких правил. Отсюда наш принцип: сначала структурный анализ, и только если документ так не разобрать — отдаём его модели. Что именно делает модель: на вход она получает фрагмент текста по одной школе, на выход — строго JSON фиксированной схемы: метаданные постановления, массив школ, и у каждой школы массив правил с полями locality, street, house_rule_raw, house_rule_type, parity, range и exact_list. То есть модель превращает свободный текст в проверяемые правила «улица — дома — школа».</w:t>
+        <w:t>Я отвечал за интеллектуальные компоненты системы и начну с главного вопроса — зачем здесь вообще языковая модель. Постановления приходят в трёх разных форматах. Постановления Перми — это аккуратная многоколоночная таблица «номер — школа — улица — дома», и мы разбираем её чисто структурно, без всякой модели: детерминированно, бесплатно и мгновенно. А вот Балашиха, где территория школы записана свободным текстом во второй колонке, и Берёзники, где это вообще сплошной нумерованный текст без таблиц, полностью структурным парсером не формализуются. Юридический текст полон падежей, алиасов улиц, исключений вида «все дома, кроме таких-то» и нескольких разных способов записать номера домов — жёсткий парсер пришлось бы бесконечно дописывать под каждый новый документ. Это классическая задача извлечения структуры из неструктурированного текста, и именно здесь языковая модель сильна — она устойчива к вариативности формулировок без жёстких правил. Отсюда наш принцип: сначала структурный анализ, и только если документ так не разобрать — отдаём его модели. Что именно делает модель: на вход она получает фрагмент текста по одной школе, на выход — строго JSON фиксированной схемы: метаданные постановления, массив школ, и у каждой школы массив правил с полями locality, street, house_rule_raw, house_rule_type, parity, range и exact_list. То есть модель превращает свободный текст в проверяемые правила «улица — дома — школа».</w:t>
       </w:r>
     </w:p>
     <w:p>
@@ -316,7 +316,7 @@
         <w:spacing w:after="160"/>
       </w:pPr>
       <w:r>
-        <w:t>Теперь — как этот разбор устроен и почему он надёжен. Модель мы выбрали по сравнению нескольких вариантов под русскоязычные юридические тексты: решающими стали официальная доступность GigaChat из России, бесплатный лимит и качество на русскоязычной юриспруденции. Промпт спроектирован так, чтобы модель возвращала строго JSON фиксированной схемы без пояснений. Перед запросом длинный текст режется по школам в модуле splitter.py — по нумерованным заголовкам пунктов вида «1.», «4.1.»; если структуры нумерации нет, срабатывает запасная резка на блоки по четыре тысячи символов. Один компактный запрос на школу работает надёжнее и дешевле, чем один гигантский по всему документу. Ответ модели проходит очистку clean_json_text — срезаются маркеры блока кода и лишние запятые, которые иначе ломают json.loads, — а затем валидируется через Pydantic v2, так что недопустимые значения отсекаются прямо на границе с базой. Дальше — три решения, которые делают компонент устойчивым. Первое: поле house_rule_raw сохраняется всегда, поэтому оператор может сверить распознанное правило с оригиналом. Второе: мягкая деградация — ошибка в одном чанке не валит весь документ, успешно разобранные школы сохраняются через merge_parsed_results, а проблемные фрагменты остаются видны оператору. И третье: автоматический разбор не пишется в базу напрямую — он проходит через эндпоинт parse-with-ai и обязательную проверку оператором перед сохранением.</w:t>
+        <w:t>Теперь — как этот разбор устроен и почему он надёжен. Модель мы выбрали по сравнению нескольких вариантов под русскоязычные юридические тексты: решающими стали официальная доступность GigaChat из России, бесплатный лимит и качество на русскоязычной юриспруденции. Промпт спроектирован так, чтобы модель возвращала строго JSON фиксированной схемы без пояснений. Перед запросом длинный текст режется по школам в модуле splitter.py — по нумерованным заголовкам пунктов вида «1.», «4.1.»; если структуры нумерации нет, срабатывает запасная резка на блоки по четыре тысячи символов. Один компактный запрос на школу работает надёжнее и дешевле, чем один гигантский по всему документу. Ответ модели проходит очистку clean_json_text — срезаются маркеры блока кода и лишние запятые, которые иначе ломают json.loads, — а затем валидируется через Pydantic v2, так что недопустимые значения отсекаются прямо на границе с базой. Дальше — три решения, которые делают компонент устойчивым. Первое: поле house_rule_raw сохраняется всегда, поэтому оператор может сверить распознанное правило с оригиналом. Второе: мягкая деградация — ошибка в одном фрагменте не валит весь документ, успешно разобранные школы сохраняются через merge_parsed_results, а проблемные фрагменты остаются видны оператору. И третье: автоматический разбор не пишется в базу напрямую — он проходит через служебный маршрут parse-with-ai и обязательную проверку оператором перед сохранением.</w:t>
       </w:r>
     </w:p>
     <w:p>
@@ -333,7 +333,7 @@
         <w:spacing w:after="160"/>
       </w:pPr>
       <w:r>
-        <w:t>Как тестировщик я разработал стратегию тестирования и реализовал её. Применена классическая пирамида: большое число быстрых модульных тестов на чистую логику без сети — нормализация улицы, толерантный матч локалити, типы правил, Pydantic-разбор ответа LLM; средний слой интеграционных тестов на in-memory SQLite и FastAPI TestClient; вершина — ручные прогоны ключевых сценариев. Принципиальное решение — autouse-фикстура _disable_external_services: тесты не ходят в сеть и детерминированы; если живой DaData или GigaChat нужен явно, заглушка отключается отдельным маркером. Каталог содержит тридцать четыре ручных тест-кейса по шести функциональным областям: поиск, парсинг, метаданные, валидатор, админ-панель и устойчивость к недоступности внешних сервисов. Применены пять видов тестирования — модульное, интеграционное, ручное функциональное, регрессионное и нагрузочное. Тестовые данные — четыре реальных постановления, покрывающих все три стратегии разбора, плюс синтетические фикстуры. Ручной регресс ключевых сценариев занимает около тридцати минут и выполняется перед демонстрацией команде.</w:t>
+        <w:t>Как тестировщик я разработал стратегию тестирования и реализовал её. Применена классическая пирамида: большое число быстрых модульных тестов на чистую логику без сети — нормализация улицы, толерантный матч локалити, типы правил, Pydantic-разбор ответа LLM; средний слой интеграционных тестов на SQLite в оперативной памяти и FastAPI TestClient; вершина — ручные прогоны ключевых сценариев. Принципиальное решение — автоматически применяемая фикстура _disable_external_services: тесты не ходят в сеть и детерминированы; если живой DaData или GigaChat нужен явно, заглушка отключается отдельным маркером. Каталог содержит тридцать четыре ручных тест-кейса по шести функциональным областям: поиск, парсинг, метаданные, валидатор, админ-панель и устойчивость к недоступности внешних сервисов. Применены пять видов тестирования — модульное, интеграционное, ручное функциональное, регрессионное и нагрузочное. Тестовые данные — четыре реальных постановления, покрывающих все три стратегии разбора, плюс синтетические фикстуры. Ручной регресс ключевых сценариев занимает около тридцати минут и выполняется перед демонстрацией команде.</w:t>
       </w:r>
     </w:p>
     <w:p>
@@ -367,7 +367,7 @@
         <w:spacing w:after="160"/>
       </w:pPr>
       <w:r>
-        <w:t>Подведу итог. Все поставленные задачи выполнены. Команда из шести ролей прошла полный жизненный цикл разработки — от анализа предметной области и формализации требований до тестирования и оформления отчётности. Покрыты три муниципалитета и три формата постановлений; обработка типовых постановлений Пермского края идёт без LLM, мгновенно и бесплатно. Реализована послойная архитектура с изоляцией доменных подсистем, что позволило шести ролям работать параллельно. Устойчивость продукта обеспечена тремя уровнями fallback — на DaData, GigaChat и ocr.space, — что подтверждено нефункциональными тестами. Среди направлений дальнейшего развития: внедрение аутентификации админ-панели и закрытие технического долга; перевод OCR и цепочек LLM-вызовов в фоновые задачи; внедрение Alembic и переход с SQLite на PostgreSQL; построение SQL-индекса по нормализованной улице; разработка REST-API для внешних клиентов и интеграция с Госуслугами для автозаполнения заявления на приём в школу. Эти направления составляют практический бэклог развития прототипа до производственного продукта.</w:t>
+        <w:t>Подведу итог. Все поставленные задачи выполнены. Команда из шести ролей прошла полный жизненный цикл разработки — от анализа предметной области и формализации требований до тестирования и оформления отчётности. Покрыты три муниципалитета и три формата постановлений; обработка типовых постановлений Пермского края идёт без LLM, мгновенно и бесплатно. Реализована послойная архитектура с изоляцией доменных подсистем, что позволило шести ролям работать параллельно. Устойчивость продукта обеспечена деградацией внешних сервисов: DaData переключается на локальный regex, GigaChat — на повторные запросы, скан-PDF обрабатывается через OCR, — что подтверждено нефункциональными тестами. Среди направлений дальнейшего развития: внедрение аутентификации админ-панели и усиление безопасности загрузки файлов; перевод OCR и цепочек LLM-вызовов в фоновые задачи; внедрение Alembic и переход с SQLite на PostgreSQL; построение SQL-индекса по нормализованной улице; разработка REST-API для внешних клиентов и интеграция с Госуслугами для автозаполнения заявления на приём в школу. Эти направления составляют практический план развития прототипа до производственного продукта.</w:t>
       </w:r>
     </w:p>
     <w:p>
